--- a/ReportsAndDocuments/ManeeshaE_ProgressReport2.docx
+++ b/ReportsAndDocuments/ManeeshaE_ProgressReport2.docx
@@ -4,18 +4,44 @@
   <w:body>
     <w:p>
       <w:r>
-        <w:t xml:space="preserve">Student Name : </w:t>
-      </w:r>
-      <w:r>
-        <w:t xml:space="preserve">Maneesha Eeshwara – 300392759 </w:t>
-      </w:r>
-    </w:p>
-    <w:p>
-      <w:r>
-        <w:t xml:space="preserve">Project : </w:t>
-      </w:r>
-      <w:r>
-        <w:t xml:space="preserve">FarmVendor </w:t>
+        <w:t xml:space="preserve">Student </w:t>
+      </w:r>
+      <w:proofErr w:type="gramStart"/>
+      <w:r>
+        <w:t>Name :</w:t>
+      </w:r>
+      <w:proofErr w:type="gramEnd"/>
+      <w:r>
+        <w:t xml:space="preserve"> </w:t>
+      </w:r>
+      <w:r>
+        <w:t xml:space="preserve">Maneesha </w:t>
+      </w:r>
+      <w:proofErr w:type="spellStart"/>
+      <w:r>
+        <w:t>Eeshwara</w:t>
+      </w:r>
+      <w:proofErr w:type="spellEnd"/>
+      <w:r>
+        <w:t xml:space="preserve"> – 300392759 </w:t>
+      </w:r>
+    </w:p>
+    <w:p>
+      <w:proofErr w:type="gramStart"/>
+      <w:r>
+        <w:t>Project :</w:t>
+      </w:r>
+      <w:proofErr w:type="gramEnd"/>
+      <w:r>
+        <w:t xml:space="preserve"> </w:t>
+      </w:r>
+      <w:proofErr w:type="spellStart"/>
+      <w:r>
+        <w:t>FarmVendor</w:t>
+      </w:r>
+      <w:proofErr w:type="spellEnd"/>
+      <w:r>
+        <w:t xml:space="preserve"> </w:t>
       </w:r>
       <w:r>
         <w:t>-</w:t>
@@ -31,8 +57,13 @@
       </w:r>
     </w:p>
     <w:p>
-      <w:r>
-        <w:t xml:space="preserve">Course : </w:t>
+      <w:proofErr w:type="gramStart"/>
+      <w:r>
+        <w:t>Course :</w:t>
+      </w:r>
+      <w:proofErr w:type="gramEnd"/>
+      <w:r>
+        <w:t xml:space="preserve"> </w:t>
       </w:r>
       <w:r>
         <w:t xml:space="preserve">W26-4495 </w:t>
@@ -40,7 +71,15 @@
     </w:p>
     <w:p>
       <w:r>
-        <w:t>Reporting Period : 23</w:t>
+        <w:t xml:space="preserve">Reporting </w:t>
+      </w:r>
+      <w:proofErr w:type="gramStart"/>
+      <w:r>
+        <w:t>Period :</w:t>
+      </w:r>
+      <w:proofErr w:type="gramEnd"/>
+      <w:r>
+        <w:t xml:space="preserve"> 23</w:t>
       </w:r>
       <w:r>
         <w:t>-Feb-2025 to 02-Mar-2025</w:t>
@@ -285,8 +324,79 @@
                 <w:sz w:val="22"/>
                 <w:szCs w:val="22"/>
               </w:rPr>
-              <w:t>Created API endpoint POST /api/farmer/inventorylots using CreateInventoryLotDto and InventoryLotsController</w:t>
-            </w:r>
+              <w:t>Created API endpoint POST /</w:t>
+            </w:r>
+            <w:proofErr w:type="spellStart"/>
+            <w:r>
+              <w:rPr>
+                <w:rFonts w:ascii="Calibri" w:hAnsi="Calibri" w:cs="Calibri"/>
+                <w:color w:val="000000"/>
+                <w:sz w:val="22"/>
+                <w:szCs w:val="22"/>
+              </w:rPr>
+              <w:t>api</w:t>
+            </w:r>
+            <w:proofErr w:type="spellEnd"/>
+            <w:r>
+              <w:rPr>
+                <w:rFonts w:ascii="Calibri" w:hAnsi="Calibri" w:cs="Calibri"/>
+                <w:color w:val="000000"/>
+                <w:sz w:val="22"/>
+                <w:szCs w:val="22"/>
+              </w:rPr>
+              <w:t>/farmer/</w:t>
+            </w:r>
+            <w:proofErr w:type="spellStart"/>
+            <w:r>
+              <w:rPr>
+                <w:rFonts w:ascii="Calibri" w:hAnsi="Calibri" w:cs="Calibri"/>
+                <w:color w:val="000000"/>
+                <w:sz w:val="22"/>
+                <w:szCs w:val="22"/>
+              </w:rPr>
+              <w:t>inventorylots</w:t>
+            </w:r>
+            <w:proofErr w:type="spellEnd"/>
+            <w:r>
+              <w:rPr>
+                <w:rFonts w:ascii="Calibri" w:hAnsi="Calibri" w:cs="Calibri"/>
+                <w:color w:val="000000"/>
+                <w:sz w:val="22"/>
+                <w:szCs w:val="22"/>
+              </w:rPr>
+              <w:t xml:space="preserve"> using </w:t>
+            </w:r>
+            <w:proofErr w:type="spellStart"/>
+            <w:r>
+              <w:rPr>
+                <w:rFonts w:ascii="Calibri" w:hAnsi="Calibri" w:cs="Calibri"/>
+                <w:color w:val="000000"/>
+                <w:sz w:val="22"/>
+                <w:szCs w:val="22"/>
+              </w:rPr>
+              <w:t>CreateInventoryLotDto</w:t>
+            </w:r>
+            <w:proofErr w:type="spellEnd"/>
+            <w:r>
+              <w:rPr>
+                <w:rFonts w:ascii="Calibri" w:hAnsi="Calibri" w:cs="Calibri"/>
+                <w:color w:val="000000"/>
+                <w:sz w:val="22"/>
+                <w:szCs w:val="22"/>
+              </w:rPr>
+              <w:t xml:space="preserve"> and </w:t>
+            </w:r>
+            <w:proofErr w:type="spellStart"/>
+            <w:r>
+              <w:rPr>
+                <w:rFonts w:ascii="Calibri" w:hAnsi="Calibri" w:cs="Calibri"/>
+                <w:color w:val="000000"/>
+                <w:sz w:val="22"/>
+                <w:szCs w:val="22"/>
+              </w:rPr>
+              <w:t>InventoryLotsController</w:t>
+            </w:r>
+            <w:proofErr w:type="spellEnd"/>
           </w:p>
         </w:tc>
       </w:tr>
@@ -482,8 +592,79 @@
                 <w:sz w:val="22"/>
                 <w:szCs w:val="22"/>
               </w:rPr>
-              <w:t>Implemented API endpoint POST /api/farmer/inventorylots using CreateInventoryLotDto and InventoryLotsController</w:t>
-            </w:r>
+              <w:t>Implemented API endpoint POST /</w:t>
+            </w:r>
+            <w:proofErr w:type="spellStart"/>
+            <w:r>
+              <w:rPr>
+                <w:rFonts w:ascii="Calibri" w:hAnsi="Calibri" w:cs="Calibri"/>
+                <w:color w:val="000000"/>
+                <w:sz w:val="22"/>
+                <w:szCs w:val="22"/>
+              </w:rPr>
+              <w:t>api</w:t>
+            </w:r>
+            <w:proofErr w:type="spellEnd"/>
+            <w:r>
+              <w:rPr>
+                <w:rFonts w:ascii="Calibri" w:hAnsi="Calibri" w:cs="Calibri"/>
+                <w:color w:val="000000"/>
+                <w:sz w:val="22"/>
+                <w:szCs w:val="22"/>
+              </w:rPr>
+              <w:t>/farmer/</w:t>
+            </w:r>
+            <w:proofErr w:type="spellStart"/>
+            <w:r>
+              <w:rPr>
+                <w:rFonts w:ascii="Calibri" w:hAnsi="Calibri" w:cs="Calibri"/>
+                <w:color w:val="000000"/>
+                <w:sz w:val="22"/>
+                <w:szCs w:val="22"/>
+              </w:rPr>
+              <w:t>inventorylots</w:t>
+            </w:r>
+            <w:proofErr w:type="spellEnd"/>
+            <w:r>
+              <w:rPr>
+                <w:rFonts w:ascii="Calibri" w:hAnsi="Calibri" w:cs="Calibri"/>
+                <w:color w:val="000000"/>
+                <w:sz w:val="22"/>
+                <w:szCs w:val="22"/>
+              </w:rPr>
+              <w:t xml:space="preserve"> using </w:t>
+            </w:r>
+            <w:proofErr w:type="spellStart"/>
+            <w:r>
+              <w:rPr>
+                <w:rFonts w:ascii="Calibri" w:hAnsi="Calibri" w:cs="Calibri"/>
+                <w:color w:val="000000"/>
+                <w:sz w:val="22"/>
+                <w:szCs w:val="22"/>
+              </w:rPr>
+              <w:t>CreateInventoryLotDto</w:t>
+            </w:r>
+            <w:proofErr w:type="spellEnd"/>
+            <w:r>
+              <w:rPr>
+                <w:rFonts w:ascii="Calibri" w:hAnsi="Calibri" w:cs="Calibri"/>
+                <w:color w:val="000000"/>
+                <w:sz w:val="22"/>
+                <w:szCs w:val="22"/>
+              </w:rPr>
+              <w:t xml:space="preserve"> and </w:t>
+            </w:r>
+            <w:proofErr w:type="spellStart"/>
+            <w:r>
+              <w:rPr>
+                <w:rFonts w:ascii="Calibri" w:hAnsi="Calibri" w:cs="Calibri"/>
+                <w:color w:val="000000"/>
+                <w:sz w:val="22"/>
+                <w:szCs w:val="22"/>
+              </w:rPr>
+              <w:t>InventoryLotsController</w:t>
+            </w:r>
+            <w:proofErr w:type="spellEnd"/>
           </w:p>
         </w:tc>
       </w:tr>
@@ -537,7 +718,27 @@
                 <w:sz w:val="22"/>
                 <w:szCs w:val="22"/>
               </w:rPr>
-              <w:t>Developed Dispatch module (frontend) and updated UI styles (FarmerDashboard.jsx, dashboard.css)</w:t>
+              <w:t>Developed Dispatch module (frontend) and updated UI styles (</w:t>
+            </w:r>
+            <w:proofErr w:type="spellStart"/>
+            <w:r>
+              <w:rPr>
+                <w:rFonts w:ascii="Calibri" w:hAnsi="Calibri" w:cs="Calibri"/>
+                <w:color w:val="000000"/>
+                <w:sz w:val="22"/>
+                <w:szCs w:val="22"/>
+              </w:rPr>
+              <w:t>FarmerDashboard.jsx</w:t>
+            </w:r>
+            <w:proofErr w:type="spellEnd"/>
+            <w:r>
+              <w:rPr>
+                <w:rFonts w:ascii="Calibri" w:hAnsi="Calibri" w:cs="Calibri"/>
+                <w:color w:val="000000"/>
+                <w:sz w:val="22"/>
+                <w:szCs w:val="22"/>
+              </w:rPr>
+              <w:t>, dashboard.css)</w:t>
             </w:r>
           </w:p>
         </w:tc>
@@ -598,7 +799,47 @@
                 <w:sz w:val="22"/>
                 <w:szCs w:val="22"/>
               </w:rPr>
-              <w:t>Implemented Dispatch module (backend) (DispatchController.cs, CreateDispatchDto.cs)</w:t>
+              <w:t>Implemented Dispatch module (backend) (</w:t>
+            </w:r>
+            <w:proofErr w:type="spellStart"/>
+            <w:r>
+              <w:rPr>
+                <w:rFonts w:ascii="Calibri" w:hAnsi="Calibri" w:cs="Calibri"/>
+                <w:color w:val="000000"/>
+                <w:sz w:val="22"/>
+                <w:szCs w:val="22"/>
+              </w:rPr>
+              <w:t>DispatchController.cs</w:t>
+            </w:r>
+            <w:proofErr w:type="spellEnd"/>
+            <w:r>
+              <w:rPr>
+                <w:rFonts w:ascii="Calibri" w:hAnsi="Calibri" w:cs="Calibri"/>
+                <w:color w:val="000000"/>
+                <w:sz w:val="22"/>
+                <w:szCs w:val="22"/>
+              </w:rPr>
+              <w:t xml:space="preserve">, </w:t>
+            </w:r>
+            <w:proofErr w:type="spellStart"/>
+            <w:r>
+              <w:rPr>
+                <w:rFonts w:ascii="Calibri" w:hAnsi="Calibri" w:cs="Calibri"/>
+                <w:color w:val="000000"/>
+                <w:sz w:val="22"/>
+                <w:szCs w:val="22"/>
+              </w:rPr>
+              <w:t>CreateDispatchDto.cs</w:t>
+            </w:r>
+            <w:proofErr w:type="spellEnd"/>
+            <w:r>
+              <w:rPr>
+                <w:rFonts w:ascii="Calibri" w:hAnsi="Calibri" w:cs="Calibri"/>
+                <w:color w:val="000000"/>
+                <w:sz w:val="22"/>
+                <w:szCs w:val="22"/>
+              </w:rPr>
+              <w:t>)</w:t>
             </w:r>
           </w:p>
         </w:tc>
@@ -720,8 +961,39 @@
                 <w:sz w:val="22"/>
                 <w:szCs w:val="22"/>
               </w:rPr>
-              <w:t>Fixed Dispatched items update issue by adding/returning demandRequestId correctly in FarmerController.cs</w:t>
-            </w:r>
+              <w:t xml:space="preserve">Fixed Dispatched items update issue by adding/returning </w:t>
+            </w:r>
+            <w:proofErr w:type="spellStart"/>
+            <w:r>
+              <w:rPr>
+                <w:rFonts w:ascii="Calibri" w:hAnsi="Calibri" w:cs="Calibri"/>
+                <w:color w:val="000000"/>
+                <w:sz w:val="22"/>
+                <w:szCs w:val="22"/>
+              </w:rPr>
+              <w:t>demandRequestId</w:t>
+            </w:r>
+            <w:proofErr w:type="spellEnd"/>
+            <w:r>
+              <w:rPr>
+                <w:rFonts w:ascii="Calibri" w:hAnsi="Calibri" w:cs="Calibri"/>
+                <w:color w:val="000000"/>
+                <w:sz w:val="22"/>
+                <w:szCs w:val="22"/>
+              </w:rPr>
+              <w:t xml:space="preserve"> correctly in </w:t>
+            </w:r>
+            <w:proofErr w:type="spellStart"/>
+            <w:r>
+              <w:rPr>
+                <w:rFonts w:ascii="Calibri" w:hAnsi="Calibri" w:cs="Calibri"/>
+                <w:color w:val="000000"/>
+                <w:sz w:val="22"/>
+                <w:szCs w:val="22"/>
+              </w:rPr>
+              <w:t>FarmerController.cs</w:t>
+            </w:r>
+            <w:proofErr w:type="spellEnd"/>
           </w:p>
         </w:tc>
       </w:tr>
@@ -781,8 +1053,39 @@
                 <w:sz w:val="22"/>
                 <w:szCs w:val="22"/>
               </w:rPr>
-              <w:t>Implemented nested routing support by adding Outlet in RequireAuth and RequireRole.jsx</w:t>
-            </w:r>
+              <w:t xml:space="preserve">Implemented nested routing support by adding Outlet in </w:t>
+            </w:r>
+            <w:proofErr w:type="spellStart"/>
+            <w:r>
+              <w:rPr>
+                <w:rFonts w:ascii="Calibri" w:hAnsi="Calibri" w:cs="Calibri"/>
+                <w:color w:val="000000"/>
+                <w:sz w:val="22"/>
+                <w:szCs w:val="22"/>
+              </w:rPr>
+              <w:t>RequireAuth</w:t>
+            </w:r>
+            <w:proofErr w:type="spellEnd"/>
+            <w:r>
+              <w:rPr>
+                <w:rFonts w:ascii="Calibri" w:hAnsi="Calibri" w:cs="Calibri"/>
+                <w:color w:val="000000"/>
+                <w:sz w:val="22"/>
+                <w:szCs w:val="22"/>
+              </w:rPr>
+              <w:t xml:space="preserve"> and </w:t>
+            </w:r>
+            <w:proofErr w:type="spellStart"/>
+            <w:r>
+              <w:rPr>
+                <w:rFonts w:ascii="Calibri" w:hAnsi="Calibri" w:cs="Calibri"/>
+                <w:color w:val="000000"/>
+                <w:sz w:val="22"/>
+                <w:szCs w:val="22"/>
+              </w:rPr>
+              <w:t>RequireRole.jsx</w:t>
+            </w:r>
+            <w:proofErr w:type="spellEnd"/>
           </w:p>
         </w:tc>
       </w:tr>
@@ -842,7 +1145,107 @@
                 <w:sz w:val="22"/>
                 <w:szCs w:val="22"/>
               </w:rPr>
-              <w:t>Completed Farmer Products page frontend + backend (FarmerProducts.jsx, FarmerController.cs / ProductsController.cs, InventoryLotDto.cs, UpdateInventoryLotDto.cs)</w:t>
+              <w:t>Completed Farmer Products page frontend + backend (</w:t>
+            </w:r>
+            <w:proofErr w:type="spellStart"/>
+            <w:r>
+              <w:rPr>
+                <w:rFonts w:ascii="Calibri" w:hAnsi="Calibri" w:cs="Calibri"/>
+                <w:color w:val="000000"/>
+                <w:sz w:val="22"/>
+                <w:szCs w:val="22"/>
+              </w:rPr>
+              <w:t>FarmerProducts.jsx</w:t>
+            </w:r>
+            <w:proofErr w:type="spellEnd"/>
+            <w:r>
+              <w:rPr>
+                <w:rFonts w:ascii="Calibri" w:hAnsi="Calibri" w:cs="Calibri"/>
+                <w:color w:val="000000"/>
+                <w:sz w:val="22"/>
+                <w:szCs w:val="22"/>
+              </w:rPr>
+              <w:t xml:space="preserve">, </w:t>
+            </w:r>
+            <w:proofErr w:type="spellStart"/>
+            <w:r>
+              <w:rPr>
+                <w:rFonts w:ascii="Calibri" w:hAnsi="Calibri" w:cs="Calibri"/>
+                <w:color w:val="000000"/>
+                <w:sz w:val="22"/>
+                <w:szCs w:val="22"/>
+              </w:rPr>
+              <w:t>FarmerController.cs</w:t>
+            </w:r>
+            <w:proofErr w:type="spellEnd"/>
+            <w:r>
+              <w:rPr>
+                <w:rFonts w:ascii="Calibri" w:hAnsi="Calibri" w:cs="Calibri"/>
+                <w:color w:val="000000"/>
+                <w:sz w:val="22"/>
+                <w:szCs w:val="22"/>
+              </w:rPr>
+              <w:t xml:space="preserve"> / </w:t>
+            </w:r>
+            <w:proofErr w:type="spellStart"/>
+            <w:r>
+              <w:rPr>
+                <w:rFonts w:ascii="Calibri" w:hAnsi="Calibri" w:cs="Calibri"/>
+                <w:color w:val="000000"/>
+                <w:sz w:val="22"/>
+                <w:szCs w:val="22"/>
+              </w:rPr>
+              <w:t>ProductsController.cs</w:t>
+            </w:r>
+            <w:proofErr w:type="spellEnd"/>
+            <w:r>
+              <w:rPr>
+                <w:rFonts w:ascii="Calibri" w:hAnsi="Calibri" w:cs="Calibri"/>
+                <w:color w:val="000000"/>
+                <w:sz w:val="22"/>
+                <w:szCs w:val="22"/>
+              </w:rPr>
+              <w:t xml:space="preserve">, </w:t>
+            </w:r>
+            <w:proofErr w:type="spellStart"/>
+            <w:r>
+              <w:rPr>
+                <w:rFonts w:ascii="Calibri" w:hAnsi="Calibri" w:cs="Calibri"/>
+                <w:color w:val="000000"/>
+                <w:sz w:val="22"/>
+                <w:szCs w:val="22"/>
+              </w:rPr>
+              <w:t>InventoryLotDto.cs</w:t>
+            </w:r>
+            <w:proofErr w:type="spellEnd"/>
+            <w:r>
+              <w:rPr>
+                <w:rFonts w:ascii="Calibri" w:hAnsi="Calibri" w:cs="Calibri"/>
+                <w:color w:val="000000"/>
+                <w:sz w:val="22"/>
+                <w:szCs w:val="22"/>
+              </w:rPr>
+              <w:t xml:space="preserve">, </w:t>
+            </w:r>
+            <w:proofErr w:type="spellStart"/>
+            <w:r>
+              <w:rPr>
+                <w:rFonts w:ascii="Calibri" w:hAnsi="Calibri" w:cs="Calibri"/>
+                <w:color w:val="000000"/>
+                <w:sz w:val="22"/>
+                <w:szCs w:val="22"/>
+              </w:rPr>
+              <w:t>UpdateInventoryLotDto.cs</w:t>
+            </w:r>
+            <w:proofErr w:type="spellEnd"/>
+            <w:r>
+              <w:rPr>
+                <w:rFonts w:ascii="Calibri" w:hAnsi="Calibri" w:cs="Calibri"/>
+                <w:color w:val="000000"/>
+                <w:sz w:val="22"/>
+                <w:szCs w:val="22"/>
+              </w:rPr>
+              <w:t>)</w:t>
             </w:r>
           </w:p>
         </w:tc>
@@ -903,7 +1306,67 @@
                 <w:sz w:val="22"/>
                 <w:szCs w:val="22"/>
               </w:rPr>
-              <w:t>Completed Farmer Requests page frontend + backend (FarmerController.cs, FarmerDemandRequestRowDto.cs, FarmerRequests.jsx)</w:t>
+              <w:t>Completed Farmer Requests page frontend + backend (</w:t>
+            </w:r>
+            <w:proofErr w:type="spellStart"/>
+            <w:r>
+              <w:rPr>
+                <w:rFonts w:ascii="Calibri" w:hAnsi="Calibri" w:cs="Calibri"/>
+                <w:color w:val="000000"/>
+                <w:sz w:val="22"/>
+                <w:szCs w:val="22"/>
+              </w:rPr>
+              <w:t>FarmerController.cs</w:t>
+            </w:r>
+            <w:proofErr w:type="spellEnd"/>
+            <w:r>
+              <w:rPr>
+                <w:rFonts w:ascii="Calibri" w:hAnsi="Calibri" w:cs="Calibri"/>
+                <w:color w:val="000000"/>
+                <w:sz w:val="22"/>
+                <w:szCs w:val="22"/>
+              </w:rPr>
+              <w:t xml:space="preserve">, </w:t>
+            </w:r>
+            <w:proofErr w:type="spellStart"/>
+            <w:r>
+              <w:rPr>
+                <w:rFonts w:ascii="Calibri" w:hAnsi="Calibri" w:cs="Calibri"/>
+                <w:color w:val="000000"/>
+                <w:sz w:val="22"/>
+                <w:szCs w:val="22"/>
+              </w:rPr>
+              <w:t>FarmerDemandRequestRowDto.cs</w:t>
+            </w:r>
+            <w:proofErr w:type="spellEnd"/>
+            <w:r>
+              <w:rPr>
+                <w:rFonts w:ascii="Calibri" w:hAnsi="Calibri" w:cs="Calibri"/>
+                <w:color w:val="000000"/>
+                <w:sz w:val="22"/>
+                <w:szCs w:val="22"/>
+              </w:rPr>
+              <w:t xml:space="preserve">, </w:t>
+            </w:r>
+            <w:proofErr w:type="spellStart"/>
+            <w:r>
+              <w:rPr>
+                <w:rFonts w:ascii="Calibri" w:hAnsi="Calibri" w:cs="Calibri"/>
+                <w:color w:val="000000"/>
+                <w:sz w:val="22"/>
+                <w:szCs w:val="22"/>
+              </w:rPr>
+              <w:t>FarmerRequests.jsx</w:t>
+            </w:r>
+            <w:proofErr w:type="spellEnd"/>
+            <w:r>
+              <w:rPr>
+                <w:rFonts w:ascii="Calibri" w:hAnsi="Calibri" w:cs="Calibri"/>
+                <w:color w:val="000000"/>
+                <w:sz w:val="22"/>
+                <w:szCs w:val="22"/>
+              </w:rPr>
+              <w:t>)</w:t>
             </w:r>
           </w:p>
         </w:tc>
@@ -962,7 +1425,87 @@
                 <w:sz w:val="22"/>
                 <w:szCs w:val="22"/>
               </w:rPr>
-              <w:t>Completed Farmer Dispatch page frontend + backend (DispatchRowDto.cs, UpdateDispatchStatusDto.cs, FarmerDispatchController.cs, FarmerDispatch.jsx)</w:t>
+              <w:t>Completed Farmer Dispatch page frontend + backend (</w:t>
+            </w:r>
+            <w:proofErr w:type="spellStart"/>
+            <w:r>
+              <w:rPr>
+                <w:rFonts w:ascii="Calibri" w:hAnsi="Calibri" w:cs="Calibri"/>
+                <w:color w:val="000000"/>
+                <w:sz w:val="22"/>
+                <w:szCs w:val="22"/>
+              </w:rPr>
+              <w:t>DispatchRowDto.cs</w:t>
+            </w:r>
+            <w:proofErr w:type="spellEnd"/>
+            <w:r>
+              <w:rPr>
+                <w:rFonts w:ascii="Calibri" w:hAnsi="Calibri" w:cs="Calibri"/>
+                <w:color w:val="000000"/>
+                <w:sz w:val="22"/>
+                <w:szCs w:val="22"/>
+              </w:rPr>
+              <w:t xml:space="preserve">, </w:t>
+            </w:r>
+            <w:proofErr w:type="spellStart"/>
+            <w:r>
+              <w:rPr>
+                <w:rFonts w:ascii="Calibri" w:hAnsi="Calibri" w:cs="Calibri"/>
+                <w:color w:val="000000"/>
+                <w:sz w:val="22"/>
+                <w:szCs w:val="22"/>
+              </w:rPr>
+              <w:t>UpdateDispatchStatusDto.cs</w:t>
+            </w:r>
+            <w:proofErr w:type="spellEnd"/>
+            <w:r>
+              <w:rPr>
+                <w:rFonts w:ascii="Calibri" w:hAnsi="Calibri" w:cs="Calibri"/>
+                <w:color w:val="000000"/>
+                <w:sz w:val="22"/>
+                <w:szCs w:val="22"/>
+              </w:rPr>
+              <w:t xml:space="preserve">, </w:t>
+            </w:r>
+            <w:proofErr w:type="spellStart"/>
+            <w:r>
+              <w:rPr>
+                <w:rFonts w:ascii="Calibri" w:hAnsi="Calibri" w:cs="Calibri"/>
+                <w:color w:val="000000"/>
+                <w:sz w:val="22"/>
+                <w:szCs w:val="22"/>
+              </w:rPr>
+              <w:t>FarmerDispatchController.cs</w:t>
+            </w:r>
+            <w:proofErr w:type="spellEnd"/>
+            <w:r>
+              <w:rPr>
+                <w:rFonts w:ascii="Calibri" w:hAnsi="Calibri" w:cs="Calibri"/>
+                <w:color w:val="000000"/>
+                <w:sz w:val="22"/>
+                <w:szCs w:val="22"/>
+              </w:rPr>
+              <w:t xml:space="preserve">, </w:t>
+            </w:r>
+            <w:proofErr w:type="spellStart"/>
+            <w:r>
+              <w:rPr>
+                <w:rFonts w:ascii="Calibri" w:hAnsi="Calibri" w:cs="Calibri"/>
+                <w:color w:val="000000"/>
+                <w:sz w:val="22"/>
+                <w:szCs w:val="22"/>
+              </w:rPr>
+              <w:t>FarmerDispatch.jsx</w:t>
+            </w:r>
+            <w:proofErr w:type="spellEnd"/>
+            <w:r>
+              <w:rPr>
+                <w:rFonts w:ascii="Calibri" w:hAnsi="Calibri" w:cs="Calibri"/>
+                <w:color w:val="000000"/>
+                <w:sz w:val="22"/>
+                <w:szCs w:val="22"/>
+              </w:rPr>
+              <w:t>)</w:t>
             </w:r>
           </w:p>
         </w:tc>
@@ -980,6 +1523,989 @@
         <w:tab/>
       </w:r>
     </w:p>
+    <w:p>
+      <w:pPr>
+        <w:tabs>
+          <w:tab w:val="left" w:pos="1110"/>
+        </w:tabs>
+        <w:rPr>
+          <w:b/>
+          <w:bCs/>
+        </w:rPr>
+      </w:pPr>
+      <w:r>
+        <w:rPr>
+          <w:b/>
+          <w:bCs/>
+        </w:rPr>
+        <w:t>Summary Description of work done during this reporting period</w:t>
+      </w:r>
+    </w:p>
+    <w:p>
+      <w:pPr>
+        <w:tabs>
+          <w:tab w:val="left" w:pos="1110"/>
+        </w:tabs>
+      </w:pPr>
+      <w:r>
+        <w:lastRenderedPageBreak/>
+        <w:t xml:space="preserve">This week, I completed the core Inventory, Requests, and Dispatch workflows of the </w:t>
+      </w:r>
+      <w:proofErr w:type="spellStart"/>
+      <w:r>
+        <w:t>FarmVendor</w:t>
+      </w:r>
+      <w:proofErr w:type="spellEnd"/>
+      <w:r>
+        <w:t xml:space="preserve"> application. I implemented the Add Product Lot feature (React form + API POST) and integrated it with SQL Server using Entity Framework Core. I developed the Dispatch module with backend stock validation, inventory deduction, demand request status updates, and delivery status transitions (Planned → </w:t>
+      </w:r>
+      <w:proofErr w:type="spellStart"/>
+      <w:r>
+        <w:t>InTransit</w:t>
+      </w:r>
+      <w:proofErr w:type="spellEnd"/>
+      <w:r>
+        <w:t xml:space="preserve"> → Delivered → Cancelled). On the frontend, I built the Farmer Products, Farmer Requests, and Farmer Dispatch pages and integrated them using protected nested routing with Outlet in </w:t>
+      </w:r>
+      <w:proofErr w:type="spellStart"/>
+      <w:r>
+        <w:t>RequireAuth</w:t>
+      </w:r>
+      <w:proofErr w:type="spellEnd"/>
+      <w:r>
+        <w:t xml:space="preserve"> and </w:t>
+      </w:r>
+      <w:proofErr w:type="spellStart"/>
+      <w:r>
+        <w:t>RequireRole</w:t>
+      </w:r>
+      <w:proofErr w:type="spellEnd"/>
+      <w:r>
+        <w:t>.</w:t>
+      </w:r>
+    </w:p>
+    <w:p>
+      <w:pPr>
+        <w:tabs>
+          <w:tab w:val="left" w:pos="1110"/>
+        </w:tabs>
+      </w:pPr>
+      <w:r>
+        <w:t xml:space="preserve">During development, I encountered issues such as missing </w:t>
+      </w:r>
+      <w:proofErr w:type="spellStart"/>
+      <w:r>
+        <w:t>demandRequestId</w:t>
+      </w:r>
+      <w:proofErr w:type="spellEnd"/>
+      <w:r>
+        <w:t xml:space="preserve"> in API responses, HTTP 400 errors due to DTO mismatches, and EF Core </w:t>
+      </w:r>
+      <w:proofErr w:type="spellStart"/>
+      <w:r>
+        <w:t>IQueryable</w:t>
+      </w:r>
+      <w:proofErr w:type="spellEnd"/>
+      <w:r>
+        <w:t xml:space="preserve"> conversion errors with Include queries. These were resolved by restructuring DTO projections, explicitly defining </w:t>
+      </w:r>
+      <w:proofErr w:type="spellStart"/>
+      <w:r>
+        <w:t>IQueryable</w:t>
+      </w:r>
+      <w:proofErr w:type="spellEnd"/>
+      <w:r>
+        <w:t xml:space="preserve">&lt;Dispatch&gt;, and aligning frontend-backend property naming. No major changes were made to the proposal, but I refined the architecture by separating controllers and strengthening DTO usage. The next phase will focus on developing the optimization </w:t>
+      </w:r>
+      <w:proofErr w:type="gramStart"/>
+      <w:r>
+        <w:t xml:space="preserve">model </w:t>
+      </w:r>
+      <w:r>
+        <w:t>,</w:t>
+      </w:r>
+      <w:proofErr w:type="gramEnd"/>
+      <w:r>
+        <w:t xml:space="preserve"> and beginning experimental evaluation</w:t>
+      </w:r>
+      <w:r>
+        <w:t>.</w:t>
+      </w:r>
+    </w:p>
+    <w:p>
+      <w:pPr>
+        <w:tabs>
+          <w:tab w:val="left" w:pos="1110"/>
+        </w:tabs>
+      </w:pPr>
+    </w:p>
+    <w:p>
+      <w:pPr>
+        <w:rPr>
+          <w:b/>
+          <w:bCs/>
+        </w:rPr>
+      </w:pPr>
+      <w:r>
+        <w:rPr>
+          <w:b/>
+          <w:bCs/>
+        </w:rPr>
+        <w:t>Repo Check in of Implementation completed</w:t>
+      </w:r>
+    </w:p>
+    <w:p>
+      <w:r>
+        <w:t>The implementation work completed during this reporting period has been periodically checked into the GitHub repository under the Implementation folder. The files and folders I have checked into the repository are as follows:</w:t>
+      </w:r>
+    </w:p>
+    <w:p>
+      <w:r>
+        <w:t xml:space="preserve">Backend </w:t>
+      </w:r>
+      <w:proofErr w:type="gramStart"/>
+      <w:r>
+        <w:t>Implementation</w:t>
+      </w:r>
+      <w:r>
+        <w:t>(</w:t>
+      </w:r>
+      <w:proofErr w:type="gramEnd"/>
+      <w:r>
+        <w:t>files added/updated)</w:t>
+      </w:r>
+      <w:r>
+        <w:t>:</w:t>
+      </w:r>
+    </w:p>
+    <w:p>
+      <w:pPr>
+        <w:numPr>
+          <w:ilvl w:val="0"/>
+          <w:numId w:val="1"/>
+        </w:numPr>
+      </w:pPr>
+      <w:proofErr w:type="spellStart"/>
+      <w:r>
+        <w:t>DispatchController.cs</w:t>
+      </w:r>
+      <w:proofErr w:type="spellEnd"/>
+    </w:p>
+    <w:p>
+      <w:pPr>
+        <w:numPr>
+          <w:ilvl w:val="0"/>
+          <w:numId w:val="1"/>
+        </w:numPr>
+      </w:pPr>
+      <w:proofErr w:type="spellStart"/>
+      <w:r>
+        <w:t>FarmerDispatchController.cs</w:t>
+      </w:r>
+      <w:proofErr w:type="spellEnd"/>
+    </w:p>
+    <w:p>
+      <w:pPr>
+        <w:numPr>
+          <w:ilvl w:val="0"/>
+          <w:numId w:val="1"/>
+        </w:numPr>
+      </w:pPr>
+      <w:proofErr w:type="spellStart"/>
+      <w:r>
+        <w:t>CreateDispatchDto.cs</w:t>
+      </w:r>
+      <w:proofErr w:type="spellEnd"/>
+    </w:p>
+    <w:p>
+      <w:pPr>
+        <w:numPr>
+          <w:ilvl w:val="0"/>
+          <w:numId w:val="1"/>
+        </w:numPr>
+      </w:pPr>
+      <w:proofErr w:type="spellStart"/>
+      <w:r>
+        <w:t>DispatchRowDto.cs</w:t>
+      </w:r>
+      <w:proofErr w:type="spellEnd"/>
+    </w:p>
+    <w:p>
+      <w:pPr>
+        <w:numPr>
+          <w:ilvl w:val="0"/>
+          <w:numId w:val="1"/>
+        </w:numPr>
+      </w:pPr>
+      <w:proofErr w:type="spellStart"/>
+      <w:r>
+        <w:t>UpdateDispatchStatusDto.cs</w:t>
+      </w:r>
+      <w:proofErr w:type="spellEnd"/>
+    </w:p>
+    <w:p>
+      <w:pPr>
+        <w:numPr>
+          <w:ilvl w:val="0"/>
+          <w:numId w:val="1"/>
+        </w:numPr>
+      </w:pPr>
+      <w:proofErr w:type="spellStart"/>
+      <w:r>
+        <w:t>FarmerDemandRequestRowDto.cs</w:t>
+      </w:r>
+      <w:proofErr w:type="spellEnd"/>
+    </w:p>
+    <w:p>
+      <w:pPr>
+        <w:numPr>
+          <w:ilvl w:val="0"/>
+          <w:numId w:val="1"/>
+        </w:numPr>
+      </w:pPr>
+      <w:proofErr w:type="spellStart"/>
+      <w:r>
+        <w:t>InventoryLotDto.cs</w:t>
+      </w:r>
+      <w:proofErr w:type="spellEnd"/>
+    </w:p>
+    <w:p>
+      <w:pPr>
+        <w:numPr>
+          <w:ilvl w:val="0"/>
+          <w:numId w:val="1"/>
+        </w:numPr>
+      </w:pPr>
+      <w:proofErr w:type="spellStart"/>
+      <w:r>
+        <w:t>UpdateInventoryLotDto.cs</w:t>
+      </w:r>
+      <w:proofErr w:type="spellEnd"/>
+    </w:p>
+    <w:p>
+      <w:pPr>
+        <w:numPr>
+          <w:ilvl w:val="0"/>
+          <w:numId w:val="1"/>
+        </w:numPr>
+      </w:pPr>
+      <w:r>
+        <w:t xml:space="preserve">Updates in </w:t>
+      </w:r>
+      <w:proofErr w:type="spellStart"/>
+      <w:r>
+        <w:t>FarmerController.cs</w:t>
+      </w:r>
+      <w:proofErr w:type="spellEnd"/>
+    </w:p>
+    <w:p>
+      <w:pPr>
+        <w:numPr>
+          <w:ilvl w:val="0"/>
+          <w:numId w:val="1"/>
+        </w:numPr>
+      </w:pPr>
+      <w:r>
+        <w:t xml:space="preserve">Updates in </w:t>
+      </w:r>
+      <w:proofErr w:type="spellStart"/>
+      <w:r>
+        <w:t>ProductsController.cs</w:t>
+      </w:r>
+      <w:proofErr w:type="spellEnd"/>
+    </w:p>
+    <w:p>
+      <w:r>
+        <w:lastRenderedPageBreak/>
+        <w:t xml:space="preserve">Frontend </w:t>
+      </w:r>
+      <w:proofErr w:type="gramStart"/>
+      <w:r>
+        <w:t>Implementation</w:t>
+      </w:r>
+      <w:r>
+        <w:t>(</w:t>
+      </w:r>
+      <w:proofErr w:type="gramEnd"/>
+      <w:r>
+        <w:t>files added/updated)</w:t>
+      </w:r>
+      <w:r>
+        <w:t>:</w:t>
+      </w:r>
+    </w:p>
+    <w:p>
+      <w:pPr>
+        <w:numPr>
+          <w:ilvl w:val="0"/>
+          <w:numId w:val="2"/>
+        </w:numPr>
+      </w:pPr>
+      <w:proofErr w:type="spellStart"/>
+      <w:r>
+        <w:t>FarmerProducts.jsx</w:t>
+      </w:r>
+      <w:proofErr w:type="spellEnd"/>
+    </w:p>
+    <w:p>
+      <w:pPr>
+        <w:numPr>
+          <w:ilvl w:val="0"/>
+          <w:numId w:val="2"/>
+        </w:numPr>
+      </w:pPr>
+      <w:proofErr w:type="spellStart"/>
+      <w:r>
+        <w:t>FarmerRequests.jsx</w:t>
+      </w:r>
+      <w:proofErr w:type="spellEnd"/>
+    </w:p>
+    <w:p>
+      <w:pPr>
+        <w:numPr>
+          <w:ilvl w:val="0"/>
+          <w:numId w:val="2"/>
+        </w:numPr>
+      </w:pPr>
+      <w:proofErr w:type="spellStart"/>
+      <w:r>
+        <w:t>FarmerDispatch.jsx</w:t>
+      </w:r>
+      <w:proofErr w:type="spellEnd"/>
+    </w:p>
+    <w:p>
+      <w:pPr>
+        <w:numPr>
+          <w:ilvl w:val="0"/>
+          <w:numId w:val="2"/>
+        </w:numPr>
+      </w:pPr>
+      <w:r>
+        <w:t xml:space="preserve">Updates to </w:t>
+      </w:r>
+      <w:proofErr w:type="spellStart"/>
+      <w:r>
+        <w:t>FarmerDashboard.jsx</w:t>
+      </w:r>
+      <w:proofErr w:type="spellEnd"/>
+    </w:p>
+    <w:p>
+      <w:pPr>
+        <w:numPr>
+          <w:ilvl w:val="0"/>
+          <w:numId w:val="2"/>
+        </w:numPr>
+      </w:pPr>
+      <w:proofErr w:type="spellStart"/>
+      <w:r>
+        <w:t>RequireAuth.jsx</w:t>
+      </w:r>
+      <w:proofErr w:type="spellEnd"/>
+      <w:r>
+        <w:t xml:space="preserve"> (with Outlet support)</w:t>
+      </w:r>
+    </w:p>
+    <w:p>
+      <w:pPr>
+        <w:numPr>
+          <w:ilvl w:val="0"/>
+          <w:numId w:val="2"/>
+        </w:numPr>
+      </w:pPr>
+      <w:proofErr w:type="spellStart"/>
+      <w:r>
+        <w:t>RequireRole.jsx</w:t>
+      </w:r>
+      <w:proofErr w:type="spellEnd"/>
+      <w:r>
+        <w:t xml:space="preserve"> (nested routing support)</w:t>
+      </w:r>
+    </w:p>
+    <w:p>
+      <w:pPr>
+        <w:numPr>
+          <w:ilvl w:val="0"/>
+          <w:numId w:val="2"/>
+        </w:numPr>
+      </w:pPr>
+      <w:r>
+        <w:t>dashboard.css styling updates</w:t>
+      </w:r>
+    </w:p>
+    <w:p>
+      <w:r>
+        <w:t xml:space="preserve">All changes have been committed to the </w:t>
+      </w:r>
+      <w:r>
+        <w:t>repository</w:t>
+      </w:r>
+      <w:r>
+        <w:t xml:space="preserve"> under the appropriate Implementation directory. The progress report document will be checked into the </w:t>
+      </w:r>
+      <w:proofErr w:type="spellStart"/>
+      <w:r>
+        <w:t>DocumentsAndReports</w:t>
+      </w:r>
+      <w:proofErr w:type="spellEnd"/>
+      <w:r>
+        <w:t xml:space="preserve"> folder as required, and submitted on Blackboard.</w:t>
+      </w:r>
+    </w:p>
+    <w:p/>
+    <w:p>
+      <w:pPr>
+        <w:rPr>
+          <w:b/>
+          <w:bCs/>
+        </w:rPr>
+      </w:pPr>
+      <w:r>
+        <w:rPr>
+          <w:b/>
+          <w:bCs/>
+        </w:rPr>
+        <w:t>AI Use Section</w:t>
+      </w:r>
+    </w:p>
+    <w:tbl>
+      <w:tblPr>
+        <w:tblW w:w="0" w:type="auto"/>
+        <w:tblCellSpacing w:w="15" w:type="dxa"/>
+        <w:tblCellMar>
+          <w:top w:w="15" w:type="dxa"/>
+          <w:left w:w="15" w:type="dxa"/>
+          <w:bottom w:w="15" w:type="dxa"/>
+          <w:right w:w="15" w:type="dxa"/>
+        </w:tblCellMar>
+        <w:tblLook w:val="04A0" w:firstRow="1" w:lastRow="0" w:firstColumn="1" w:lastColumn="0" w:noHBand="0" w:noVBand="1"/>
+      </w:tblPr>
+      <w:tblGrid>
+        <w:gridCol w:w="1150"/>
+        <w:gridCol w:w="1750"/>
+        <w:gridCol w:w="2787"/>
+        <w:gridCol w:w="3673"/>
+      </w:tblGrid>
+      <w:tr>
+        <w:trPr>
+          <w:tblHeader/>
+          <w:tblCellSpacing w:w="15" w:type="dxa"/>
+        </w:trPr>
+        <w:tc>
+          <w:tcPr>
+            <w:tcW w:w="0" w:type="auto"/>
+            <w:vAlign w:val="center"/>
+            <w:hideMark/>
+          </w:tcPr>
+          <w:p>
+            <w:pPr>
+              <w:rPr>
+                <w:b/>
+                <w:bCs/>
+              </w:rPr>
+            </w:pPr>
+            <w:r>
+              <w:rPr>
+                <w:b/>
+                <w:bCs/>
+              </w:rPr>
+              <w:t>AI Tool Name</w:t>
+            </w:r>
+          </w:p>
+        </w:tc>
+        <w:tc>
+          <w:tcPr>
+            <w:tcW w:w="0" w:type="auto"/>
+            <w:vAlign w:val="center"/>
+            <w:hideMark/>
+          </w:tcPr>
+          <w:p>
+            <w:pPr>
+              <w:rPr>
+                <w:b/>
+                <w:bCs/>
+              </w:rPr>
+            </w:pPr>
+            <w:r>
+              <w:rPr>
+                <w:b/>
+                <w:bCs/>
+              </w:rPr>
+              <w:t>Version / Account Type</w:t>
+            </w:r>
+          </w:p>
+        </w:tc>
+        <w:tc>
+          <w:tcPr>
+            <w:tcW w:w="0" w:type="auto"/>
+            <w:vAlign w:val="center"/>
+            <w:hideMark/>
+          </w:tcPr>
+          <w:p>
+            <w:pPr>
+              <w:rPr>
+                <w:b/>
+                <w:bCs/>
+              </w:rPr>
+            </w:pPr>
+            <w:r>
+              <w:rPr>
+                <w:b/>
+                <w:bCs/>
+              </w:rPr>
+              <w:t>Specific Feature Used</w:t>
+            </w:r>
+          </w:p>
+        </w:tc>
+        <w:tc>
+          <w:tcPr>
+            <w:tcW w:w="0" w:type="auto"/>
+            <w:vAlign w:val="center"/>
+            <w:hideMark/>
+          </w:tcPr>
+          <w:p>
+            <w:pPr>
+              <w:rPr>
+                <w:b/>
+                <w:bCs/>
+              </w:rPr>
+            </w:pPr>
+            <w:r>
+              <w:rPr>
+                <w:b/>
+                <w:bCs/>
+              </w:rPr>
+              <w:t>Value Addition (What I Added Beyond AI Output)</w:t>
+            </w:r>
+          </w:p>
+        </w:tc>
+      </w:tr>
+      <w:tr>
+        <w:trPr>
+          <w:tblCellSpacing w:w="15" w:type="dxa"/>
+        </w:trPr>
+        <w:tc>
+          <w:tcPr>
+            <w:tcW w:w="0" w:type="auto"/>
+            <w:vAlign w:val="center"/>
+            <w:hideMark/>
+          </w:tcPr>
+          <w:p>
+            <w:r>
+              <w:t>ChatGPT</w:t>
+            </w:r>
+          </w:p>
+        </w:tc>
+        <w:tc>
+          <w:tcPr>
+            <w:tcW w:w="0" w:type="auto"/>
+            <w:vAlign w:val="center"/>
+            <w:hideMark/>
+          </w:tcPr>
+          <w:p>
+            <w:proofErr w:type="gramStart"/>
+            <w:r>
+              <w:t>5.2</w:t>
+            </w:r>
+            <w:r>
+              <w:t>,Premium</w:t>
+            </w:r>
+            <w:proofErr w:type="gramEnd"/>
+          </w:p>
+        </w:tc>
+        <w:tc>
+          <w:tcPr>
+            <w:tcW w:w="0" w:type="auto"/>
+            <w:vAlign w:val="center"/>
+            <w:hideMark/>
+          </w:tcPr>
+          <w:p>
+            <w:r>
+              <w:t>Backend query debugging and EF Core issues</w:t>
+            </w:r>
+          </w:p>
+        </w:tc>
+        <w:tc>
+          <w:tcPr>
+            <w:tcW w:w="0" w:type="auto"/>
+            <w:vAlign w:val="center"/>
+            <w:hideMark/>
+          </w:tcPr>
+          <w:p>
+            <w:r>
+              <w:t xml:space="preserve">Adapted suggestions to match project namespace, </w:t>
+            </w:r>
+            <w:proofErr w:type="spellStart"/>
+            <w:r>
+              <w:t>DbSet</w:t>
+            </w:r>
+            <w:proofErr w:type="spellEnd"/>
+            <w:r>
+              <w:t xml:space="preserve"> naming, and Identity setup</w:t>
+            </w:r>
+          </w:p>
+        </w:tc>
+      </w:tr>
+      <w:tr>
+        <w:trPr>
+          <w:tblCellSpacing w:w="15" w:type="dxa"/>
+        </w:trPr>
+        <w:tc>
+          <w:tcPr>
+            <w:tcW w:w="0" w:type="auto"/>
+            <w:vAlign w:val="center"/>
+            <w:hideMark/>
+          </w:tcPr>
+          <w:p>
+            <w:r>
+              <w:t>ChatGPT</w:t>
+            </w:r>
+          </w:p>
+        </w:tc>
+        <w:tc>
+          <w:tcPr>
+            <w:tcW w:w="0" w:type="auto"/>
+            <w:vAlign w:val="center"/>
+            <w:hideMark/>
+          </w:tcPr>
+          <w:p>
+            <w:proofErr w:type="gramStart"/>
+            <w:r>
+              <w:t>5.2</w:t>
+            </w:r>
+            <w:r>
+              <w:t>,Premium</w:t>
+            </w:r>
+            <w:proofErr w:type="gramEnd"/>
+          </w:p>
+        </w:tc>
+        <w:tc>
+          <w:tcPr>
+            <w:tcW w:w="0" w:type="auto"/>
+            <w:vAlign w:val="center"/>
+            <w:hideMark/>
+          </w:tcPr>
+          <w:p>
+            <w:r>
+              <w:t>Routing and nested Outlet implementation</w:t>
+            </w:r>
+          </w:p>
+        </w:tc>
+        <w:tc>
+          <w:tcPr>
+            <w:tcW w:w="0" w:type="auto"/>
+            <w:vAlign w:val="center"/>
+            <w:hideMark/>
+          </w:tcPr>
+          <w:p>
+            <w:r>
+              <w:t>Customized routing logic to support role-based dashboards</w:t>
+            </w:r>
+          </w:p>
+        </w:tc>
+      </w:tr>
+      <w:tr>
+        <w:trPr>
+          <w:tblCellSpacing w:w="15" w:type="dxa"/>
+        </w:trPr>
+        <w:tc>
+          <w:tcPr>
+            <w:tcW w:w="0" w:type="auto"/>
+            <w:vAlign w:val="center"/>
+          </w:tcPr>
+          <w:p/>
+        </w:tc>
+        <w:tc>
+          <w:tcPr>
+            <w:tcW w:w="0" w:type="auto"/>
+            <w:vAlign w:val="center"/>
+          </w:tcPr>
+          <w:p/>
+        </w:tc>
+        <w:tc>
+          <w:tcPr>
+            <w:tcW w:w="0" w:type="auto"/>
+            <w:vAlign w:val="center"/>
+          </w:tcPr>
+          <w:p>
+            <w:r>
+              <w:t>Developed worklog document in professional way</w:t>
+            </w:r>
+          </w:p>
+        </w:tc>
+        <w:tc>
+          <w:tcPr>
+            <w:tcW w:w="0" w:type="auto"/>
+            <w:vAlign w:val="center"/>
+          </w:tcPr>
+          <w:p>
+            <w:r>
+              <w:t>Added required file names accordingly with work done</w:t>
+            </w:r>
+          </w:p>
+        </w:tc>
+      </w:tr>
+      <w:tr>
+        <w:trPr>
+          <w:tblCellSpacing w:w="15" w:type="dxa"/>
+        </w:trPr>
+        <w:tc>
+          <w:tcPr>
+            <w:tcW w:w="0" w:type="auto"/>
+            <w:vAlign w:val="center"/>
+          </w:tcPr>
+          <w:p/>
+        </w:tc>
+        <w:tc>
+          <w:tcPr>
+            <w:tcW w:w="0" w:type="auto"/>
+            <w:vAlign w:val="center"/>
+          </w:tcPr>
+          <w:p/>
+        </w:tc>
+        <w:tc>
+          <w:tcPr>
+            <w:tcW w:w="0" w:type="auto"/>
+          </w:tcPr>
+          <w:p>
+            <w:r>
+              <w:t>DTO structure design guidance</w:t>
+            </w:r>
+          </w:p>
+        </w:tc>
+        <w:tc>
+          <w:tcPr>
+            <w:tcW w:w="0" w:type="auto"/>
+          </w:tcPr>
+          <w:p>
+            <w:r>
+              <w:t>DTO structure design guidance</w:t>
+            </w:r>
+          </w:p>
+        </w:tc>
+      </w:tr>
+      <w:tr>
+        <w:trPr>
+          <w:tblCellSpacing w:w="15" w:type="dxa"/>
+        </w:trPr>
+        <w:tc>
+          <w:tcPr>
+            <w:tcW w:w="0" w:type="auto"/>
+            <w:vAlign w:val="center"/>
+          </w:tcPr>
+          <w:p/>
+        </w:tc>
+        <w:tc>
+          <w:tcPr>
+            <w:tcW w:w="0" w:type="auto"/>
+            <w:vAlign w:val="center"/>
+          </w:tcPr>
+          <w:p/>
+        </w:tc>
+        <w:tc>
+          <w:tcPr>
+            <w:tcW w:w="0" w:type="auto"/>
+          </w:tcPr>
+          <w:p>
+            <w:r>
+              <w:t>Dispatch status update flow guidance</w:t>
+            </w:r>
+          </w:p>
+        </w:tc>
+        <w:tc>
+          <w:tcPr>
+            <w:tcW w:w="0" w:type="auto"/>
+          </w:tcPr>
+          <w:p>
+            <w:r>
+              <w:t>Dispatch status update flow guidance</w:t>
+            </w:r>
+          </w:p>
+        </w:tc>
+      </w:tr>
+    </w:tbl>
+    <w:p/>
+    <w:p/>
+    <w:p>
+      <w:pPr>
+        <w:rPr>
+          <w:b/>
+          <w:bCs/>
+        </w:rPr>
+      </w:pPr>
+      <w:r>
+        <w:rPr>
+          <w:b/>
+          <w:bCs/>
+        </w:rPr>
+        <w:t>Value Added Beyond AI</w:t>
+      </w:r>
+    </w:p>
+    <w:p>
+      <w:pPr>
+        <w:numPr>
+          <w:ilvl w:val="0"/>
+          <w:numId w:val="3"/>
+        </w:numPr>
+      </w:pPr>
+      <w:r>
+        <w:t>Integrated all suggested logic into an existing .NET 8 + Identity architecture.</w:t>
+      </w:r>
+    </w:p>
+    <w:p>
+      <w:pPr>
+        <w:numPr>
+          <w:ilvl w:val="0"/>
+          <w:numId w:val="3"/>
+        </w:numPr>
+      </w:pPr>
+      <w:r>
+        <w:t>Designed final schema relationships independently.</w:t>
+      </w:r>
+    </w:p>
+    <w:p>
+      <w:pPr>
+        <w:numPr>
+          <w:ilvl w:val="0"/>
+          <w:numId w:val="3"/>
+        </w:numPr>
+      </w:pPr>
+      <w:r>
+        <w:t>Debugged integration errors specific to EF Core and JWT.</w:t>
+      </w:r>
+    </w:p>
+    <w:p>
+      <w:pPr>
+        <w:numPr>
+          <w:ilvl w:val="0"/>
+          <w:numId w:val="3"/>
+        </w:numPr>
+      </w:pPr>
+      <w:r>
+        <w:t>Ensured real DB persistence (not mock-based).</w:t>
+      </w:r>
+    </w:p>
+    <w:p>
+      <w:pPr>
+        <w:numPr>
+          <w:ilvl w:val="0"/>
+          <w:numId w:val="3"/>
+        </w:numPr>
+      </w:pPr>
+      <w:r>
+        <w:t>Implemented stock validation logic and business rules manually.</w:t>
+      </w:r>
+    </w:p>
+    <w:p>
+      <w:pPr>
+        <w:numPr>
+          <w:ilvl w:val="0"/>
+          <w:numId w:val="3"/>
+        </w:numPr>
+      </w:pPr>
+      <w:r>
+        <w:t>Conducted full frontend-backend integration and testing.</w:t>
+      </w:r>
+    </w:p>
+    <w:p/>
+    <w:p/>
+    <w:p>
+      <w:pPr>
+        <w:rPr>
+          <w:b/>
+          <w:bCs/>
+        </w:rPr>
+      </w:pPr>
+      <w:r>
+        <w:rPr>
+          <w:b/>
+          <w:bCs/>
+        </w:rPr>
+        <w:t>Appendix – Prompt History</w:t>
+      </w:r>
+    </w:p>
+    <w:p>
+      <w:r>
+        <w:t>Below are representative prompts used during this reporting period:</w:t>
+      </w:r>
+    </w:p>
+    <w:p>
+      <w:pPr>
+        <w:numPr>
+          <w:ilvl w:val="0"/>
+          <w:numId w:val="4"/>
+        </w:numPr>
+      </w:pPr>
+      <w:r>
+        <w:t xml:space="preserve">“Fix </w:t>
+      </w:r>
+      <w:proofErr w:type="spellStart"/>
+      <w:r>
+        <w:t>IQueryable</w:t>
+      </w:r>
+      <w:proofErr w:type="spellEnd"/>
+      <w:r>
+        <w:t xml:space="preserve"> implicit conversion error in EF Core Include query”</w:t>
+      </w:r>
+    </w:p>
+    <w:p>
+      <w:pPr>
+        <w:numPr>
+          <w:ilvl w:val="0"/>
+          <w:numId w:val="4"/>
+        </w:numPr>
+      </w:pPr>
+      <w:r>
+        <w:t>“Why am I getting 400 error when posting dispatch”</w:t>
+      </w:r>
+    </w:p>
+    <w:p>
+      <w:pPr>
+        <w:numPr>
+          <w:ilvl w:val="0"/>
+          <w:numId w:val="4"/>
+        </w:numPr>
+      </w:pPr>
+      <w:r>
+        <w:t>“How to implement nested routes with Outlet in React Router v6”</w:t>
+      </w:r>
+    </w:p>
+    <w:p>
+      <w:pPr>
+        <w:numPr>
+          <w:ilvl w:val="0"/>
+          <w:numId w:val="4"/>
+        </w:numPr>
+      </w:pPr>
+      <w:r>
+        <w:t>“How to design DTO for dispatch status update”</w:t>
+      </w:r>
+    </w:p>
+    <w:p>
+      <w:pPr>
+        <w:numPr>
+          <w:ilvl w:val="0"/>
+          <w:numId w:val="4"/>
+        </w:numPr>
+      </w:pPr>
+      <w:r>
+        <w:t xml:space="preserve">“How to return </w:t>
+      </w:r>
+      <w:proofErr w:type="spellStart"/>
+      <w:r>
+        <w:t>demandRequestId</w:t>
+      </w:r>
+      <w:proofErr w:type="spellEnd"/>
+      <w:r>
+        <w:t xml:space="preserve"> in projection query”</w:t>
+      </w:r>
+    </w:p>
+    <w:p>
+      <w:r>
+        <w:t>All prompts were used for debugging assistance and architecture clarification only. Final implementation logic was customized and tested independently.</w:t>
+      </w:r>
+    </w:p>
+    <w:p/>
+    <w:p/>
     <w:sectPr>
       <w:pgSz w:w="12240" w:h="15840"/>
       <w:pgMar w:top="1440" w:right="1440" w:bottom="1440" w:left="1440" w:header="708" w:footer="708" w:gutter="0"/>
@@ -988,6 +2514,735 @@
     </w:sectPr>
   </w:body>
 </w:document>
+</file>
+
+<file path=word/numbering.xml><?xml version="1.0" encoding="utf-8"?>
+<w:numbering xmlns:wpc="http://schemas.microsoft.com/office/word/2010/wordprocessingCanvas" xmlns:cx="http://schemas.microsoft.com/office/drawing/2014/chartex" xmlns:cx1="http://schemas.microsoft.com/office/drawing/2015/9/8/chartex" xmlns:cx2="http://schemas.microsoft.com/office/drawing/2015/10/21/chartex" xmlns:cx3="http://schemas.microsoft.com/office/drawing/2016/5/9/chartex" xmlns:cx4="http://schemas.microsoft.com/office/drawing/2016/5/10/chartex" xmlns:cx5="http://schemas.microsoft.com/office/drawing/2016/5/11/chartex" xmlns:cx6="http://schemas.microsoft.com/office/drawing/2016/5/12/chartex" xmlns:cx7="http://schemas.microsoft.com/office/drawing/2016/5/13/chartex" xmlns:cx8="http://schemas.microsoft.com/office/drawing/2016/5/14/chartex" xmlns:mc="http://schemas.openxmlformats.org/markup-compatibility/2006" xmlns:aink="http://schemas.microsoft.com/office/drawing/2016/ink" xmlns:am3d="http://schemas.microsoft.com/office/drawing/2017/model3d" xmlns:o="urn:schemas-microsoft-com:office:office" xmlns:oel="http://schemas.microsoft.com/office/2019/extlst" xmlns:r="http://schemas.openxmlformats.org/officeDocument/2006/relationships" xmlns:m="http://schemas.openxmlformats.org/officeDocument/2006/math" xmlns:v="urn:schemas-microsoft-com:vml" xmlns:wp14="http://schemas.microsoft.com/office/word/2010/wordprocessingDrawing" xmlns:wp="http://schemas.openxmlformats.org/drawingml/2006/wordprocessingDrawing" xmlns:w10="urn:schemas-microsoft-com:office:word" xmlns:w="http://schemas.openxmlformats.org/wordprocessingml/2006/main" xmlns:w14="http://schemas.microsoft.com/office/word/2010/wordml" xmlns:w15="http://schemas.microsoft.com/office/word/2012/wordml" xmlns:w16cex="http://schemas.microsoft.com/office/word/2018/wordml/cex" xmlns:w16cid="http://schemas.microsoft.com/office/word/2016/wordml/cid" xmlns:w16="http://schemas.microsoft.com/office/word/2018/wordml" xmlns:w16sdtdh="http://schemas.microsoft.com/office/word/2020/wordml/sdtdatahash" xmlns:w16se="http://schemas.microsoft.com/office/word/2015/wordml/symex" xmlns:wpg="http://schemas.microsoft.com/office/word/2010/wordprocessingGroup" xmlns:wpi="http://schemas.microsoft.com/office/word/2010/wordprocessingInk" xmlns:wne="http://schemas.microsoft.com/office/word/2006/wordml" xmlns:wps="http://schemas.microsoft.com/office/word/2010/wordprocessingShape" mc:Ignorable="w14 w15 w16se w16cid w16 w16cex w16sdtdh wp14">
+  <w:abstractNum w:abstractNumId="0" w15:restartNumberingAfterBreak="0">
+    <w:nsid w:val="0B365A99"/>
+    <w:multiLevelType w:val="multilevel"/>
+    <w:tmpl w:val="F64C6958"/>
+    <w:lvl w:ilvl="0">
+      <w:start w:val="1"/>
+      <w:numFmt w:val="bullet"/>
+      <w:lvlText w:val=""/>
+      <w:lvlJc w:val="left"/>
+      <w:pPr>
+        <w:tabs>
+          <w:tab w:val="num" w:pos="720"/>
+        </w:tabs>
+        <w:ind w:left="720" w:hanging="360"/>
+      </w:pPr>
+      <w:rPr>
+        <w:rFonts w:ascii="Symbol" w:hAnsi="Symbol" w:hint="default"/>
+        <w:sz w:val="20"/>
+      </w:rPr>
+    </w:lvl>
+    <w:lvl w:ilvl="1" w:tentative="1">
+      <w:start w:val="1"/>
+      <w:numFmt w:val="bullet"/>
+      <w:lvlText w:val="o"/>
+      <w:lvlJc w:val="left"/>
+      <w:pPr>
+        <w:tabs>
+          <w:tab w:val="num" w:pos="1440"/>
+        </w:tabs>
+        <w:ind w:left="1440" w:hanging="360"/>
+      </w:pPr>
+      <w:rPr>
+        <w:rFonts w:ascii="Courier New" w:hAnsi="Courier New" w:hint="default"/>
+        <w:sz w:val="20"/>
+      </w:rPr>
+    </w:lvl>
+    <w:lvl w:ilvl="2" w:tentative="1">
+      <w:start w:val="1"/>
+      <w:numFmt w:val="bullet"/>
+      <w:lvlText w:val=""/>
+      <w:lvlJc w:val="left"/>
+      <w:pPr>
+        <w:tabs>
+          <w:tab w:val="num" w:pos="2160"/>
+        </w:tabs>
+        <w:ind w:left="2160" w:hanging="360"/>
+      </w:pPr>
+      <w:rPr>
+        <w:rFonts w:ascii="Wingdings" w:hAnsi="Wingdings" w:hint="default"/>
+        <w:sz w:val="20"/>
+      </w:rPr>
+    </w:lvl>
+    <w:lvl w:ilvl="3" w:tentative="1">
+      <w:start w:val="1"/>
+      <w:numFmt w:val="bullet"/>
+      <w:lvlText w:val=""/>
+      <w:lvlJc w:val="left"/>
+      <w:pPr>
+        <w:tabs>
+          <w:tab w:val="num" w:pos="2880"/>
+        </w:tabs>
+        <w:ind w:left="2880" w:hanging="360"/>
+      </w:pPr>
+      <w:rPr>
+        <w:rFonts w:ascii="Wingdings" w:hAnsi="Wingdings" w:hint="default"/>
+        <w:sz w:val="20"/>
+      </w:rPr>
+    </w:lvl>
+    <w:lvl w:ilvl="4" w:tentative="1">
+      <w:start w:val="1"/>
+      <w:numFmt w:val="bullet"/>
+      <w:lvlText w:val=""/>
+      <w:lvlJc w:val="left"/>
+      <w:pPr>
+        <w:tabs>
+          <w:tab w:val="num" w:pos="3600"/>
+        </w:tabs>
+        <w:ind w:left="3600" w:hanging="360"/>
+      </w:pPr>
+      <w:rPr>
+        <w:rFonts w:ascii="Wingdings" w:hAnsi="Wingdings" w:hint="default"/>
+        <w:sz w:val="20"/>
+      </w:rPr>
+    </w:lvl>
+    <w:lvl w:ilvl="5" w:tentative="1">
+      <w:start w:val="1"/>
+      <w:numFmt w:val="bullet"/>
+      <w:lvlText w:val=""/>
+      <w:lvlJc w:val="left"/>
+      <w:pPr>
+        <w:tabs>
+          <w:tab w:val="num" w:pos="4320"/>
+        </w:tabs>
+        <w:ind w:left="4320" w:hanging="360"/>
+      </w:pPr>
+      <w:rPr>
+        <w:rFonts w:ascii="Wingdings" w:hAnsi="Wingdings" w:hint="default"/>
+        <w:sz w:val="20"/>
+      </w:rPr>
+    </w:lvl>
+    <w:lvl w:ilvl="6" w:tentative="1">
+      <w:start w:val="1"/>
+      <w:numFmt w:val="bullet"/>
+      <w:lvlText w:val=""/>
+      <w:lvlJc w:val="left"/>
+      <w:pPr>
+        <w:tabs>
+          <w:tab w:val="num" w:pos="5040"/>
+        </w:tabs>
+        <w:ind w:left="5040" w:hanging="360"/>
+      </w:pPr>
+      <w:rPr>
+        <w:rFonts w:ascii="Wingdings" w:hAnsi="Wingdings" w:hint="default"/>
+        <w:sz w:val="20"/>
+      </w:rPr>
+    </w:lvl>
+    <w:lvl w:ilvl="7" w:tentative="1">
+      <w:start w:val="1"/>
+      <w:numFmt w:val="bullet"/>
+      <w:lvlText w:val=""/>
+      <w:lvlJc w:val="left"/>
+      <w:pPr>
+        <w:tabs>
+          <w:tab w:val="num" w:pos="5760"/>
+        </w:tabs>
+        <w:ind w:left="5760" w:hanging="360"/>
+      </w:pPr>
+      <w:rPr>
+        <w:rFonts w:ascii="Wingdings" w:hAnsi="Wingdings" w:hint="default"/>
+        <w:sz w:val="20"/>
+      </w:rPr>
+    </w:lvl>
+    <w:lvl w:ilvl="8" w:tentative="1">
+      <w:start w:val="1"/>
+      <w:numFmt w:val="bullet"/>
+      <w:lvlText w:val=""/>
+      <w:lvlJc w:val="left"/>
+      <w:pPr>
+        <w:tabs>
+          <w:tab w:val="num" w:pos="6480"/>
+        </w:tabs>
+        <w:ind w:left="6480" w:hanging="360"/>
+      </w:pPr>
+      <w:rPr>
+        <w:rFonts w:ascii="Wingdings" w:hAnsi="Wingdings" w:hint="default"/>
+        <w:sz w:val="20"/>
+      </w:rPr>
+    </w:lvl>
+  </w:abstractNum>
+  <w:abstractNum w:abstractNumId="1" w15:restartNumberingAfterBreak="0">
+    <w:nsid w:val="18D6706A"/>
+    <w:multiLevelType w:val="multilevel"/>
+    <w:tmpl w:val="D7B02BBE"/>
+    <w:lvl w:ilvl="0">
+      <w:start w:val="1"/>
+      <w:numFmt w:val="bullet"/>
+      <w:lvlText w:val=""/>
+      <w:lvlJc w:val="left"/>
+      <w:pPr>
+        <w:tabs>
+          <w:tab w:val="num" w:pos="720"/>
+        </w:tabs>
+        <w:ind w:left="720" w:hanging="360"/>
+      </w:pPr>
+      <w:rPr>
+        <w:rFonts w:ascii="Symbol" w:hAnsi="Symbol" w:hint="default"/>
+        <w:sz w:val="20"/>
+      </w:rPr>
+    </w:lvl>
+    <w:lvl w:ilvl="1" w:tentative="1">
+      <w:start w:val="1"/>
+      <w:numFmt w:val="bullet"/>
+      <w:lvlText w:val="o"/>
+      <w:lvlJc w:val="left"/>
+      <w:pPr>
+        <w:tabs>
+          <w:tab w:val="num" w:pos="1440"/>
+        </w:tabs>
+        <w:ind w:left="1440" w:hanging="360"/>
+      </w:pPr>
+      <w:rPr>
+        <w:rFonts w:ascii="Courier New" w:hAnsi="Courier New" w:hint="default"/>
+        <w:sz w:val="20"/>
+      </w:rPr>
+    </w:lvl>
+    <w:lvl w:ilvl="2" w:tentative="1">
+      <w:start w:val="1"/>
+      <w:numFmt w:val="bullet"/>
+      <w:lvlText w:val=""/>
+      <w:lvlJc w:val="left"/>
+      <w:pPr>
+        <w:tabs>
+          <w:tab w:val="num" w:pos="2160"/>
+        </w:tabs>
+        <w:ind w:left="2160" w:hanging="360"/>
+      </w:pPr>
+      <w:rPr>
+        <w:rFonts w:ascii="Wingdings" w:hAnsi="Wingdings" w:hint="default"/>
+        <w:sz w:val="20"/>
+      </w:rPr>
+    </w:lvl>
+    <w:lvl w:ilvl="3" w:tentative="1">
+      <w:start w:val="1"/>
+      <w:numFmt w:val="bullet"/>
+      <w:lvlText w:val=""/>
+      <w:lvlJc w:val="left"/>
+      <w:pPr>
+        <w:tabs>
+          <w:tab w:val="num" w:pos="2880"/>
+        </w:tabs>
+        <w:ind w:left="2880" w:hanging="360"/>
+      </w:pPr>
+      <w:rPr>
+        <w:rFonts w:ascii="Wingdings" w:hAnsi="Wingdings" w:hint="default"/>
+        <w:sz w:val="20"/>
+      </w:rPr>
+    </w:lvl>
+    <w:lvl w:ilvl="4" w:tentative="1">
+      <w:start w:val="1"/>
+      <w:numFmt w:val="bullet"/>
+      <w:lvlText w:val=""/>
+      <w:lvlJc w:val="left"/>
+      <w:pPr>
+        <w:tabs>
+          <w:tab w:val="num" w:pos="3600"/>
+        </w:tabs>
+        <w:ind w:left="3600" w:hanging="360"/>
+      </w:pPr>
+      <w:rPr>
+        <w:rFonts w:ascii="Wingdings" w:hAnsi="Wingdings" w:hint="default"/>
+        <w:sz w:val="20"/>
+      </w:rPr>
+    </w:lvl>
+    <w:lvl w:ilvl="5" w:tentative="1">
+      <w:start w:val="1"/>
+      <w:numFmt w:val="bullet"/>
+      <w:lvlText w:val=""/>
+      <w:lvlJc w:val="left"/>
+      <w:pPr>
+        <w:tabs>
+          <w:tab w:val="num" w:pos="4320"/>
+        </w:tabs>
+        <w:ind w:left="4320" w:hanging="360"/>
+      </w:pPr>
+      <w:rPr>
+        <w:rFonts w:ascii="Wingdings" w:hAnsi="Wingdings" w:hint="default"/>
+        <w:sz w:val="20"/>
+      </w:rPr>
+    </w:lvl>
+    <w:lvl w:ilvl="6" w:tentative="1">
+      <w:start w:val="1"/>
+      <w:numFmt w:val="bullet"/>
+      <w:lvlText w:val=""/>
+      <w:lvlJc w:val="left"/>
+      <w:pPr>
+        <w:tabs>
+          <w:tab w:val="num" w:pos="5040"/>
+        </w:tabs>
+        <w:ind w:left="5040" w:hanging="360"/>
+      </w:pPr>
+      <w:rPr>
+        <w:rFonts w:ascii="Wingdings" w:hAnsi="Wingdings" w:hint="default"/>
+        <w:sz w:val="20"/>
+      </w:rPr>
+    </w:lvl>
+    <w:lvl w:ilvl="7" w:tentative="1">
+      <w:start w:val="1"/>
+      <w:numFmt w:val="bullet"/>
+      <w:lvlText w:val=""/>
+      <w:lvlJc w:val="left"/>
+      <w:pPr>
+        <w:tabs>
+          <w:tab w:val="num" w:pos="5760"/>
+        </w:tabs>
+        <w:ind w:left="5760" w:hanging="360"/>
+      </w:pPr>
+      <w:rPr>
+        <w:rFonts w:ascii="Wingdings" w:hAnsi="Wingdings" w:hint="default"/>
+        <w:sz w:val="20"/>
+      </w:rPr>
+    </w:lvl>
+    <w:lvl w:ilvl="8" w:tentative="1">
+      <w:start w:val="1"/>
+      <w:numFmt w:val="bullet"/>
+      <w:lvlText w:val=""/>
+      <w:lvlJc w:val="left"/>
+      <w:pPr>
+        <w:tabs>
+          <w:tab w:val="num" w:pos="6480"/>
+        </w:tabs>
+        <w:ind w:left="6480" w:hanging="360"/>
+      </w:pPr>
+      <w:rPr>
+        <w:rFonts w:ascii="Wingdings" w:hAnsi="Wingdings" w:hint="default"/>
+        <w:sz w:val="20"/>
+      </w:rPr>
+    </w:lvl>
+  </w:abstractNum>
+  <w:abstractNum w:abstractNumId="2" w15:restartNumberingAfterBreak="0">
+    <w:nsid w:val="23B647E8"/>
+    <w:multiLevelType w:val="multilevel"/>
+    <w:tmpl w:val="9B3CD07E"/>
+    <w:lvl w:ilvl="0">
+      <w:start w:val="1"/>
+      <w:numFmt w:val="bullet"/>
+      <w:lvlText w:val=""/>
+      <w:lvlJc w:val="left"/>
+      <w:pPr>
+        <w:tabs>
+          <w:tab w:val="num" w:pos="720"/>
+        </w:tabs>
+        <w:ind w:left="720" w:hanging="360"/>
+      </w:pPr>
+      <w:rPr>
+        <w:rFonts w:ascii="Symbol" w:hAnsi="Symbol" w:hint="default"/>
+        <w:sz w:val="20"/>
+      </w:rPr>
+    </w:lvl>
+    <w:lvl w:ilvl="1" w:tentative="1">
+      <w:start w:val="1"/>
+      <w:numFmt w:val="bullet"/>
+      <w:lvlText w:val="o"/>
+      <w:lvlJc w:val="left"/>
+      <w:pPr>
+        <w:tabs>
+          <w:tab w:val="num" w:pos="1440"/>
+        </w:tabs>
+        <w:ind w:left="1440" w:hanging="360"/>
+      </w:pPr>
+      <w:rPr>
+        <w:rFonts w:ascii="Courier New" w:hAnsi="Courier New" w:hint="default"/>
+        <w:sz w:val="20"/>
+      </w:rPr>
+    </w:lvl>
+    <w:lvl w:ilvl="2" w:tentative="1">
+      <w:start w:val="1"/>
+      <w:numFmt w:val="bullet"/>
+      <w:lvlText w:val=""/>
+      <w:lvlJc w:val="left"/>
+      <w:pPr>
+        <w:tabs>
+          <w:tab w:val="num" w:pos="2160"/>
+        </w:tabs>
+        <w:ind w:left="2160" w:hanging="360"/>
+      </w:pPr>
+      <w:rPr>
+        <w:rFonts w:ascii="Wingdings" w:hAnsi="Wingdings" w:hint="default"/>
+        <w:sz w:val="20"/>
+      </w:rPr>
+    </w:lvl>
+    <w:lvl w:ilvl="3" w:tentative="1">
+      <w:start w:val="1"/>
+      <w:numFmt w:val="bullet"/>
+      <w:lvlText w:val=""/>
+      <w:lvlJc w:val="left"/>
+      <w:pPr>
+        <w:tabs>
+          <w:tab w:val="num" w:pos="2880"/>
+        </w:tabs>
+        <w:ind w:left="2880" w:hanging="360"/>
+      </w:pPr>
+      <w:rPr>
+        <w:rFonts w:ascii="Wingdings" w:hAnsi="Wingdings" w:hint="default"/>
+        <w:sz w:val="20"/>
+      </w:rPr>
+    </w:lvl>
+    <w:lvl w:ilvl="4" w:tentative="1">
+      <w:start w:val="1"/>
+      <w:numFmt w:val="bullet"/>
+      <w:lvlText w:val=""/>
+      <w:lvlJc w:val="left"/>
+      <w:pPr>
+        <w:tabs>
+          <w:tab w:val="num" w:pos="3600"/>
+        </w:tabs>
+        <w:ind w:left="3600" w:hanging="360"/>
+      </w:pPr>
+      <w:rPr>
+        <w:rFonts w:ascii="Wingdings" w:hAnsi="Wingdings" w:hint="default"/>
+        <w:sz w:val="20"/>
+      </w:rPr>
+    </w:lvl>
+    <w:lvl w:ilvl="5" w:tentative="1">
+      <w:start w:val="1"/>
+      <w:numFmt w:val="bullet"/>
+      <w:lvlText w:val=""/>
+      <w:lvlJc w:val="left"/>
+      <w:pPr>
+        <w:tabs>
+          <w:tab w:val="num" w:pos="4320"/>
+        </w:tabs>
+        <w:ind w:left="4320" w:hanging="360"/>
+      </w:pPr>
+      <w:rPr>
+        <w:rFonts w:ascii="Wingdings" w:hAnsi="Wingdings" w:hint="default"/>
+        <w:sz w:val="20"/>
+      </w:rPr>
+    </w:lvl>
+    <w:lvl w:ilvl="6" w:tentative="1">
+      <w:start w:val="1"/>
+      <w:numFmt w:val="bullet"/>
+      <w:lvlText w:val=""/>
+      <w:lvlJc w:val="left"/>
+      <w:pPr>
+        <w:tabs>
+          <w:tab w:val="num" w:pos="5040"/>
+        </w:tabs>
+        <w:ind w:left="5040" w:hanging="360"/>
+      </w:pPr>
+      <w:rPr>
+        <w:rFonts w:ascii="Wingdings" w:hAnsi="Wingdings" w:hint="default"/>
+        <w:sz w:val="20"/>
+      </w:rPr>
+    </w:lvl>
+    <w:lvl w:ilvl="7" w:tentative="1">
+      <w:start w:val="1"/>
+      <w:numFmt w:val="bullet"/>
+      <w:lvlText w:val=""/>
+      <w:lvlJc w:val="left"/>
+      <w:pPr>
+        <w:tabs>
+          <w:tab w:val="num" w:pos="5760"/>
+        </w:tabs>
+        <w:ind w:left="5760" w:hanging="360"/>
+      </w:pPr>
+      <w:rPr>
+        <w:rFonts w:ascii="Wingdings" w:hAnsi="Wingdings" w:hint="default"/>
+        <w:sz w:val="20"/>
+      </w:rPr>
+    </w:lvl>
+    <w:lvl w:ilvl="8" w:tentative="1">
+      <w:start w:val="1"/>
+      <w:numFmt w:val="bullet"/>
+      <w:lvlText w:val=""/>
+      <w:lvlJc w:val="left"/>
+      <w:pPr>
+        <w:tabs>
+          <w:tab w:val="num" w:pos="6480"/>
+        </w:tabs>
+        <w:ind w:left="6480" w:hanging="360"/>
+      </w:pPr>
+      <w:rPr>
+        <w:rFonts w:ascii="Wingdings" w:hAnsi="Wingdings" w:hint="default"/>
+        <w:sz w:val="20"/>
+      </w:rPr>
+    </w:lvl>
+  </w:abstractNum>
+  <w:abstractNum w:abstractNumId="3" w15:restartNumberingAfterBreak="0">
+    <w:nsid w:val="59C11025"/>
+    <w:multiLevelType w:val="multilevel"/>
+    <w:tmpl w:val="2604D7DE"/>
+    <w:lvl w:ilvl="0">
+      <w:start w:val="1"/>
+      <w:numFmt w:val="bullet"/>
+      <w:lvlText w:val=""/>
+      <w:lvlJc w:val="left"/>
+      <w:pPr>
+        <w:tabs>
+          <w:tab w:val="num" w:pos="720"/>
+        </w:tabs>
+        <w:ind w:left="720" w:hanging="360"/>
+      </w:pPr>
+      <w:rPr>
+        <w:rFonts w:ascii="Symbol" w:hAnsi="Symbol" w:hint="default"/>
+        <w:sz w:val="20"/>
+      </w:rPr>
+    </w:lvl>
+    <w:lvl w:ilvl="1" w:tentative="1">
+      <w:start w:val="1"/>
+      <w:numFmt w:val="bullet"/>
+      <w:lvlText w:val="o"/>
+      <w:lvlJc w:val="left"/>
+      <w:pPr>
+        <w:tabs>
+          <w:tab w:val="num" w:pos="1440"/>
+        </w:tabs>
+        <w:ind w:left="1440" w:hanging="360"/>
+      </w:pPr>
+      <w:rPr>
+        <w:rFonts w:ascii="Courier New" w:hAnsi="Courier New" w:hint="default"/>
+        <w:sz w:val="20"/>
+      </w:rPr>
+    </w:lvl>
+    <w:lvl w:ilvl="2" w:tentative="1">
+      <w:start w:val="1"/>
+      <w:numFmt w:val="bullet"/>
+      <w:lvlText w:val=""/>
+      <w:lvlJc w:val="left"/>
+      <w:pPr>
+        <w:tabs>
+          <w:tab w:val="num" w:pos="2160"/>
+        </w:tabs>
+        <w:ind w:left="2160" w:hanging="360"/>
+      </w:pPr>
+      <w:rPr>
+        <w:rFonts w:ascii="Wingdings" w:hAnsi="Wingdings" w:hint="default"/>
+        <w:sz w:val="20"/>
+      </w:rPr>
+    </w:lvl>
+    <w:lvl w:ilvl="3" w:tentative="1">
+      <w:start w:val="1"/>
+      <w:numFmt w:val="bullet"/>
+      <w:lvlText w:val=""/>
+      <w:lvlJc w:val="left"/>
+      <w:pPr>
+        <w:tabs>
+          <w:tab w:val="num" w:pos="2880"/>
+        </w:tabs>
+        <w:ind w:left="2880" w:hanging="360"/>
+      </w:pPr>
+      <w:rPr>
+        <w:rFonts w:ascii="Wingdings" w:hAnsi="Wingdings" w:hint="default"/>
+        <w:sz w:val="20"/>
+      </w:rPr>
+    </w:lvl>
+    <w:lvl w:ilvl="4" w:tentative="1">
+      <w:start w:val="1"/>
+      <w:numFmt w:val="bullet"/>
+      <w:lvlText w:val=""/>
+      <w:lvlJc w:val="left"/>
+      <w:pPr>
+        <w:tabs>
+          <w:tab w:val="num" w:pos="3600"/>
+        </w:tabs>
+        <w:ind w:left="3600" w:hanging="360"/>
+      </w:pPr>
+      <w:rPr>
+        <w:rFonts w:ascii="Wingdings" w:hAnsi="Wingdings" w:hint="default"/>
+        <w:sz w:val="20"/>
+      </w:rPr>
+    </w:lvl>
+    <w:lvl w:ilvl="5" w:tentative="1">
+      <w:start w:val="1"/>
+      <w:numFmt w:val="bullet"/>
+      <w:lvlText w:val=""/>
+      <w:lvlJc w:val="left"/>
+      <w:pPr>
+        <w:tabs>
+          <w:tab w:val="num" w:pos="4320"/>
+        </w:tabs>
+        <w:ind w:left="4320" w:hanging="360"/>
+      </w:pPr>
+      <w:rPr>
+        <w:rFonts w:ascii="Wingdings" w:hAnsi="Wingdings" w:hint="default"/>
+        <w:sz w:val="20"/>
+      </w:rPr>
+    </w:lvl>
+    <w:lvl w:ilvl="6" w:tentative="1">
+      <w:start w:val="1"/>
+      <w:numFmt w:val="bullet"/>
+      <w:lvlText w:val=""/>
+      <w:lvlJc w:val="left"/>
+      <w:pPr>
+        <w:tabs>
+          <w:tab w:val="num" w:pos="5040"/>
+        </w:tabs>
+        <w:ind w:left="5040" w:hanging="360"/>
+      </w:pPr>
+      <w:rPr>
+        <w:rFonts w:ascii="Wingdings" w:hAnsi="Wingdings" w:hint="default"/>
+        <w:sz w:val="20"/>
+      </w:rPr>
+    </w:lvl>
+    <w:lvl w:ilvl="7" w:tentative="1">
+      <w:start w:val="1"/>
+      <w:numFmt w:val="bullet"/>
+      <w:lvlText w:val=""/>
+      <w:lvlJc w:val="left"/>
+      <w:pPr>
+        <w:tabs>
+          <w:tab w:val="num" w:pos="5760"/>
+        </w:tabs>
+        <w:ind w:left="5760" w:hanging="360"/>
+      </w:pPr>
+      <w:rPr>
+        <w:rFonts w:ascii="Wingdings" w:hAnsi="Wingdings" w:hint="default"/>
+        <w:sz w:val="20"/>
+      </w:rPr>
+    </w:lvl>
+    <w:lvl w:ilvl="8" w:tentative="1">
+      <w:start w:val="1"/>
+      <w:numFmt w:val="bullet"/>
+      <w:lvlText w:val=""/>
+      <w:lvlJc w:val="left"/>
+      <w:pPr>
+        <w:tabs>
+          <w:tab w:val="num" w:pos="6480"/>
+        </w:tabs>
+        <w:ind w:left="6480" w:hanging="360"/>
+      </w:pPr>
+      <w:rPr>
+        <w:rFonts w:ascii="Wingdings" w:hAnsi="Wingdings" w:hint="default"/>
+        <w:sz w:val="20"/>
+      </w:rPr>
+    </w:lvl>
+  </w:abstractNum>
+  <w:abstractNum w:abstractNumId="4" w15:restartNumberingAfterBreak="0">
+    <w:nsid w:val="6A371B8B"/>
+    <w:multiLevelType w:val="multilevel"/>
+    <w:tmpl w:val="C02A87A8"/>
+    <w:lvl w:ilvl="0">
+      <w:start w:val="1"/>
+      <w:numFmt w:val="decimal"/>
+      <w:lvlText w:val="%1."/>
+      <w:lvlJc w:val="left"/>
+      <w:pPr>
+        <w:tabs>
+          <w:tab w:val="num" w:pos="720"/>
+        </w:tabs>
+        <w:ind w:left="720" w:hanging="360"/>
+      </w:pPr>
+    </w:lvl>
+    <w:lvl w:ilvl="1" w:tentative="1">
+      <w:start w:val="1"/>
+      <w:numFmt w:val="decimal"/>
+      <w:lvlText w:val="%2."/>
+      <w:lvlJc w:val="left"/>
+      <w:pPr>
+        <w:tabs>
+          <w:tab w:val="num" w:pos="1440"/>
+        </w:tabs>
+        <w:ind w:left="1440" w:hanging="360"/>
+      </w:pPr>
+    </w:lvl>
+    <w:lvl w:ilvl="2" w:tentative="1">
+      <w:start w:val="1"/>
+      <w:numFmt w:val="decimal"/>
+      <w:lvlText w:val="%3."/>
+      <w:lvlJc w:val="left"/>
+      <w:pPr>
+        <w:tabs>
+          <w:tab w:val="num" w:pos="2160"/>
+        </w:tabs>
+        <w:ind w:left="2160" w:hanging="360"/>
+      </w:pPr>
+    </w:lvl>
+    <w:lvl w:ilvl="3" w:tentative="1">
+      <w:start w:val="1"/>
+      <w:numFmt w:val="decimal"/>
+      <w:lvlText w:val="%4."/>
+      <w:lvlJc w:val="left"/>
+      <w:pPr>
+        <w:tabs>
+          <w:tab w:val="num" w:pos="2880"/>
+        </w:tabs>
+        <w:ind w:left="2880" w:hanging="360"/>
+      </w:pPr>
+    </w:lvl>
+    <w:lvl w:ilvl="4" w:tentative="1">
+      <w:start w:val="1"/>
+      <w:numFmt w:val="decimal"/>
+      <w:lvlText w:val="%5."/>
+      <w:lvlJc w:val="left"/>
+      <w:pPr>
+        <w:tabs>
+          <w:tab w:val="num" w:pos="3600"/>
+        </w:tabs>
+        <w:ind w:left="3600" w:hanging="360"/>
+      </w:pPr>
+    </w:lvl>
+    <w:lvl w:ilvl="5" w:tentative="1">
+      <w:start w:val="1"/>
+      <w:numFmt w:val="decimal"/>
+      <w:lvlText w:val="%6."/>
+      <w:lvlJc w:val="left"/>
+      <w:pPr>
+        <w:tabs>
+          <w:tab w:val="num" w:pos="4320"/>
+        </w:tabs>
+        <w:ind w:left="4320" w:hanging="360"/>
+      </w:pPr>
+    </w:lvl>
+    <w:lvl w:ilvl="6" w:tentative="1">
+      <w:start w:val="1"/>
+      <w:numFmt w:val="decimal"/>
+      <w:lvlText w:val="%7."/>
+      <w:lvlJc w:val="left"/>
+      <w:pPr>
+        <w:tabs>
+          <w:tab w:val="num" w:pos="5040"/>
+        </w:tabs>
+        <w:ind w:left="5040" w:hanging="360"/>
+      </w:pPr>
+    </w:lvl>
+    <w:lvl w:ilvl="7" w:tentative="1">
+      <w:start w:val="1"/>
+      <w:numFmt w:val="decimal"/>
+      <w:lvlText w:val="%8."/>
+      <w:lvlJc w:val="left"/>
+      <w:pPr>
+        <w:tabs>
+          <w:tab w:val="num" w:pos="5760"/>
+        </w:tabs>
+        <w:ind w:left="5760" w:hanging="360"/>
+      </w:pPr>
+    </w:lvl>
+    <w:lvl w:ilvl="8" w:tentative="1">
+      <w:start w:val="1"/>
+      <w:numFmt w:val="decimal"/>
+      <w:lvlText w:val="%9."/>
+      <w:lvlJc w:val="left"/>
+      <w:pPr>
+        <w:tabs>
+          <w:tab w:val="num" w:pos="6480"/>
+        </w:tabs>
+        <w:ind w:left="6480" w:hanging="360"/>
+      </w:pPr>
+    </w:lvl>
+  </w:abstractNum>
+  <w:num w:numId="1" w16cid:durableId="1741245001">
+    <w:abstractNumId w:val="0"/>
+  </w:num>
+  <w:num w:numId="2" w16cid:durableId="194928710">
+    <w:abstractNumId w:val="2"/>
+  </w:num>
+  <w:num w:numId="3" w16cid:durableId="1046299632">
+    <w:abstractNumId w:val="1"/>
+  </w:num>
+  <w:num w:numId="4" w16cid:durableId="1639189868">
+    <w:abstractNumId w:val="4"/>
+  </w:num>
+  <w:num w:numId="5" w16cid:durableId="16274066">
+    <w:abstractNumId w:val="3"/>
+  </w:num>
+</w:numbering>
 </file>
 
 <file path=word/styles.xml><?xml version="1.0" encoding="utf-8"?>
